--- a/testakten/familienrecht-wechselmodell-unterhalt-selbststaendige-kiel/04_gegenseite_standpunkt.docx
+++ b/testakten/familienrecht-wechselmodell-unterhalt-selbststaendige-kiel/04_gegenseite_standpunkt.docx
@@ -4,76 +4,213 @@
   <w:body>
     <w:p>
       <w:pPr>
-        <w:pStyle w:val="Heading1"/>
+        <w:spacing w:after="40"/>
       </w:pPr>
       <w:r>
-        <w:t>Standpunkt der Gegenseite</w:t>
+        <w:rPr>
+          <w:rFonts w:ascii="Arial" w:hAnsi="Arial"/>
+          <w:b/>
+          <w:color w:val="17365D"/>
+          <w:sz w:val="17"/>
+        </w:rPr>
+        <w:t>ANWALTSSCHREIBEN</w:t>
       </w:r>
     </w:p>
     <w:p>
       <w:pPr>
-        <w:pStyle w:val="Heading2"/>
+        <w:spacing w:after="40"/>
       </w:pPr>
       <w:r>
-        <w:t>1. Kernaussagen</w:t>
-      </w:r>
-    </w:p>
-    <w:p>
-      <w:r>
-        <w:t>Malte will keinen Tabellenunterhalt zahlen und verweist auf paritätische Betreuung.</w:t>
-      </w:r>
-    </w:p>
-    <w:p>
-      <w:r>
-        <w:t>Rieke verlangt Barunterhalt, anteilige Mehrkosten und Auskunft über Praxiseinnahmen.</w:t>
-      </w:r>
-    </w:p>
-    <w:p>
-      <w:r>
-        <w:t>Streit besteht über Bereinigung des Einkommens, Firmenwagen, Praxisdarlehen und Altersvorsorge.</w:t>
-      </w:r>
-    </w:p>
-    <w:p>
-      <w:r>
-        <w:t>Der Umgang läuft tatsächlich, aber Übergaben eskalieren per Messenger.</w:t>
+        <w:rPr>
+          <w:rFonts w:ascii="Arial" w:hAnsi="Arial"/>
+          <w:b/>
+          <w:sz w:val="25"/>
+        </w:rPr>
+        <w:t>Kanzlei Ostsee Recht</w:t>
       </w:r>
     </w:p>
     <w:p>
       <w:pPr>
-        <w:pStyle w:val="Heading2"/>
+        <w:spacing w:after="200"/>
       </w:pPr>
       <w:r>
-        <w:t>2. Angriffspunkte</w:t>
+        <w:rPr>
+          <w:rFonts w:ascii="Arial" w:hAnsi="Arial"/>
+          <w:color w:val="586069"/>
+          <w:sz w:val="17"/>
+        </w:rPr>
+        <w:t>Familienrecht | Dänische Straße 12 | 24103 Kiel</w:t>
       </w:r>
     </w:p>
     <w:p>
+      <w:pPr>
+        <w:spacing w:after="160"/>
+      </w:pPr>
       <w:r>
-        <w:t>Auskunft über Gewinnermittlung 2024 bis Juni 2026 verlangen.</w:t>
+        <w:t>Kanzlei Förde Familienrecht</w:t>
       </w:r>
     </w:p>
     <w:p>
+      <w:pPr>
+        <w:spacing w:after="80"/>
+      </w:pPr>
       <w:r>
-        <w:t>Betreuungstage nach Nächten, Ferien und Krankheit getrennt erfassen.</w:t>
+        <w:rPr>
+          <w:rFonts w:ascii="Arial" w:hAnsi="Arial"/>
+          <w:color w:val="586069"/>
+          <w:sz w:val="18"/>
+        </w:rPr>
+        <w:t>Datum: 07.07.2026  |  Zeichen: OR/26-511 MH</w:t>
       </w:r>
     </w:p>
     <w:p>
+      <w:pPr>
+        <w:pStyle w:val="Title"/>
+      </w:pPr>
       <w:r>
-        <w:t>Mehrbedarf in laufend, einmalig und freiwillig trennen.</w:t>
+        <w:t>Henning ./. Henning - Betreuung und Unterhalt</w:t>
       </w:r>
     </w:p>
     <w:p>
+      <w:pPr>
+        <w:jc w:val="both"/>
+      </w:pPr>
       <w:r>
-        <w:t>Frist für Zahlung unter Vorbehalt bis 20.07.2026 setzen.</w:t>
+        <w:t>Sehr geehrte Frau Kollegin Cordes, unser Mandant Malte Henning hält an einer annähernd paritätischen Betreuung fest. Er ist bereit, Einkommen und Kinderkosten transparent zu machen, widerspricht aber einer Berechnung, die seine Betreuungs- und Sachleistungen vollständig ausblendet.</w:t>
+      </w:r>
+    </w:p>
+    <w:p>
+      <w:pPr>
+        <w:pStyle w:val="Heading1"/>
+      </w:pPr>
+      <w:r>
+        <w:t>1. Betreuung</w:t>
+      </w:r>
+    </w:p>
+    <w:p>
+      <w:pPr>
+        <w:jc w:val="both"/>
+      </w:pPr>
+      <w:r>
+        <w:t>Für März bis Juni weist der Kalender unseres Mandanten 58 von 122 Übernachtungen aus. Hinzu kommen regelmäßige Nachmittage, Musikfahrten und Betreuung während zweier Dienstreisen der Mutter. Krankheitsnächte bei der Mutter werden anerkannt. Die genaue Aufstellung soll gemeinsam bereinigt werden.</w:t>
+      </w:r>
+    </w:p>
+    <w:p>
+      <w:pPr>
+        <w:pStyle w:val="Heading1"/>
+      </w:pPr>
+      <w:r>
+        <w:t>2. Einkommen</w:t>
+      </w:r>
+    </w:p>
+    <w:p>
+      <w:pPr>
+        <w:jc w:val="both"/>
+      </w:pPr>
+      <w:r>
+        <w:t>Die Praxis verzeichnete im zweiten Quartal einen Rückgang ärztlicher Verordnungen. Privatentnahmen sind kein identischer Maßstab für Gewinn; sie enthalten Rückzahlung eines Gesellschafterdarlehens und werden teilweise aus Rücklagen finanziert. Unser Mandant wird Jahresabschlüsse 2023 bis 2025, Steuerbescheide und Kontennachweise vorlegen, erwartet aber dieselbe Vollständigkeit zu Bonus, Dienstwagen und Altersvorsorge Frau Hennings.</w:t>
+      </w:r>
+    </w:p>
+    <w:p>
+      <w:pPr>
+        <w:pStyle w:val="Heading1"/>
+      </w:pPr>
+      <w:r>
+        <w:t>3. Kosten</w:t>
+      </w:r>
+    </w:p>
+    <w:p>
+      <w:pPr>
+        <w:jc w:val="both"/>
+      </w:pPr>
+      <w:r>
+        <w:t>Malte trägt Musikschule, Sportausrüstung, einen Teil der Klassenfahrt und während seiner Betreuungszeiten sämtliche laufenden Kosten. Bei der kieferorthopädischen Behandlung soll zunächst die Erstattung der Krankenkasse geklärt werden. Eine endgültige Quote vor Vorlage des Heil- und Kostenplans wird abgelehnt.</w:t>
+      </w:r>
+    </w:p>
+    <w:p>
+      <w:pPr>
+        <w:pStyle w:val="Heading1"/>
+      </w:pPr>
+      <w:r>
+        <w:t>4. Zwischenregelung</w:t>
+      </w:r>
+    </w:p>
+    <w:p>
+      <w:pPr>
+        <w:jc w:val="both"/>
+      </w:pPr>
+      <w:r>
+        <w:t>Bis zum Abschluss der Auskunft bietet unser Mandant monatlich 650 Euro zuzüglich Musikschule und hälftiger nachgewiesener Mehrbedarfe an. Die Zahlung erfolgt ohne Anerkennung einer endgültigen Verpflichtung. Parallel soll eine Beratungsstelle den Ferien- und Übergabeplan moderieren.</w:t>
+      </w:r>
+    </w:p>
+    <w:p>
+      <w:pPr>
+        <w:jc w:val="both"/>
+      </w:pPr>
+      <w:r>
+        <w:t>Mit freundlichen kollegialen Grüßen Rechtsanwalt Hendrik Voß</w:t>
       </w:r>
     </w:p>
     <w:sectPr>
-      <w:pgSz w:w="12240" w:h="15840"/>
-      <w:pgMar w:top="1440" w:right="1800" w:bottom="1440" w:left="1800" w:header="720" w:footer="720" w:gutter="0"/>
+      <w:headerReference w:type="default" r:id="rId9"/>
+      <w:footerReference w:type="default" r:id="rId10"/>
+      <w:pgSz w:w="11906" w:h="16838"/>
+      <w:pgMar w:top="1020" w:right="1134" w:bottom="1020" w:left="1417" w:header="454" w:footer="454" w:gutter="0"/>
       <w:cols w:space="720"/>
       <w:docGrid w:linePitch="360"/>
     </w:sectPr>
   </w:body>
 </w:document>
+</file>
+
+<file path=word/footer1.xml><?xml version="1.0" encoding="utf-8"?>
+<w:ftr xmlns:m="http://schemas.openxmlformats.org/officeDocument/2006/math" xmlns:mc="http://schemas.openxmlformats.org/markup-compatibility/2006" xmlns:mo="http://schemas.microsoft.com/office/mac/office/2008/main" xmlns:mv="urn:schemas-microsoft-com:mac:vml" xmlns:o="urn:schemas-microsoft-com:office:office" xmlns:r="http://schemas.openxmlformats.org/officeDocument/2006/relationships" xmlns:v="urn:schemas-microsoft-com:vml" xmlns:w10="urn:schemas-microsoft-com:office:word" xmlns:w14="http://schemas.microsoft.com/office/word/2010/wordml" xmlns:w="http://schemas.openxmlformats.org/wordprocessingml/2006/main" xmlns:wne="http://schemas.microsoft.com/office/word/2006/wordml" xmlns:wp14="http://schemas.microsoft.com/office/word/2010/wordprocessingDrawing" xmlns:wp="http://schemas.openxmlformats.org/drawingml/2006/wordprocessingDrawing" xmlns:wpc="http://schemas.microsoft.com/office/word/2010/wordprocessingCanvas" xmlns:wpg="http://schemas.microsoft.com/office/word/2010/wordprocessingGroup" xmlns:wpi="http://schemas.microsoft.com/office/word/2010/wordprocessingInk" xmlns:wps="http://schemas.microsoft.com/office/word/2010/wordprocessingShape" mc:Ignorable="w14 wp14">
+  <w:p>
+    <w:pPr>
+      <w:pStyle w:val="Footer"/>
+      <w:spacing w:before="0"/>
+      <w:jc w:val="right"/>
+    </w:pPr>
+    <w:r>
+      <w:rPr>
+        <w:rFonts w:ascii="Arial" w:hAnsi="Arial"/>
+        <w:color w:val="586069"/>
+        <w:sz w:val="16"/>
+      </w:rPr>
+      <w:t xml:space="preserve">Seite </w:t>
+    </w:r>
+    <w:r>
+      <w:rPr>
+        <w:rFonts w:ascii="Arial" w:hAnsi="Arial"/>
+        <w:color w:val="586069"/>
+        <w:sz w:val="16"/>
+      </w:rPr>
+      <w:fldChar w:fldCharType="begin"/>
+      <w:instrText xml:space="preserve"> PAGE </w:instrText>
+      <w:fldChar w:fldCharType="end"/>
+    </w:r>
+  </w:p>
+</w:ftr>
+</file>
+
+<file path=word/header1.xml><?xml version="1.0" encoding="utf-8"?>
+<w:hdr xmlns:m="http://schemas.openxmlformats.org/officeDocument/2006/math" xmlns:mc="http://schemas.openxmlformats.org/markup-compatibility/2006" xmlns:mo="http://schemas.microsoft.com/office/mac/office/2008/main" xmlns:mv="urn:schemas-microsoft-com:mac:vml" xmlns:o="urn:schemas-microsoft-com:office:office" xmlns:r="http://schemas.openxmlformats.org/officeDocument/2006/relationships" xmlns:v="urn:schemas-microsoft-com:vml" xmlns:w10="urn:schemas-microsoft-com:office:word" xmlns:w14="http://schemas.microsoft.com/office/word/2010/wordml" xmlns:w="http://schemas.openxmlformats.org/wordprocessingml/2006/main" xmlns:wne="http://schemas.microsoft.com/office/word/2006/wordml" xmlns:wp14="http://schemas.microsoft.com/office/word/2010/wordprocessingDrawing" xmlns:wp="http://schemas.openxmlformats.org/drawingml/2006/wordprocessingDrawing" xmlns:wpc="http://schemas.microsoft.com/office/word/2010/wordprocessingCanvas" xmlns:wpg="http://schemas.microsoft.com/office/word/2010/wordprocessingGroup" xmlns:wpi="http://schemas.microsoft.com/office/word/2010/wordprocessingInk" xmlns:wps="http://schemas.microsoft.com/office/word/2010/wordprocessingShape" mc:Ignorable="w14 wp14">
+  <w:p>
+    <w:pPr>
+      <w:pStyle w:val="Header"/>
+      <w:spacing w:after="0"/>
+      <w:jc w:val="right"/>
+    </w:pPr>
+    <w:r>
+      <w:rPr>
+        <w:rFonts w:ascii="Arial" w:hAnsi="Arial"/>
+        <w:color w:val="586069"/>
+        <w:sz w:val="16"/>
+      </w:rPr>
+      <w:t>Kanzlei Ostsee Recht  |  OR/26-511 MH</w:t>
+    </w:r>
+  </w:p>
+</w:hdr>
 </file>
 
 <file path=word/numbering.xml><?xml version="1.0" encoding="utf-8"?>
@@ -439,9 +576,13 @@
     <w:name w:val="Normal"/>
     <w:qFormat/>
     <w:rsid w:val="00FC693F"/>
+    <w:pPr>
+      <w:widowControl/>
+      <w:spacing w:before="0" w:after="120" w:line="276" w:lineRule="auto"/>
+    </w:pPr>
     <w:rPr>
-      <w:rFonts w:ascii="Times New Roman" w:hAnsi="Times New Roman"/>
-      <w:sz w:val="22"/>
+      <w:rFonts w:ascii="Arial" w:hAnsi="Arial"/>
+      <w:sz w:val="21"/>
     </w:rPr>
   </w:style>
   <w:style w:type="paragraph" w:styleId="Header">
@@ -499,15 +640,15 @@
     <w:pPr>
       <w:keepNext/>
       <w:keepLines/>
-      <w:spacing w:before="480" w:after="0"/>
+      <w:spacing w:before="240" w:after="120"/>
       <w:outlineLvl w:val="0"/>
     </w:pPr>
     <w:rPr>
-      <w:rFonts w:asciiTheme="majorHAnsi" w:eastAsiaTheme="majorEastAsia" w:hAnsiTheme="majorHAnsi" w:cstheme="majorBidi" w:ascii="Times New Roman" w:hAnsi="Times New Roman"/>
+      <w:rFonts w:asciiTheme="majorHAnsi" w:eastAsiaTheme="majorEastAsia" w:hAnsiTheme="majorHAnsi" w:cstheme="majorBidi" w:ascii="Arial" w:hAnsi="Arial"/>
       <w:b/>
       <w:bCs/>
-      <w:color w:val="365F91" w:themeColor="accent1" w:themeShade="BF"/>
-      <w:sz w:val="26"/>
+      <w:color w:val="17365D"/>
+      <w:sz w:val="25"/>
       <w:szCs w:val="28"/>
     </w:rPr>
   </w:style>
@@ -523,15 +664,15 @@
     <w:pPr>
       <w:keepNext/>
       <w:keepLines/>
-      <w:spacing w:before="200" w:after="0"/>
+      <w:spacing w:before="200" w:after="100"/>
       <w:outlineLvl w:val="1"/>
     </w:pPr>
     <w:rPr>
-      <w:rFonts w:asciiTheme="majorHAnsi" w:eastAsiaTheme="majorEastAsia" w:hAnsiTheme="majorHAnsi" w:cstheme="majorBidi" w:ascii="Times New Roman" w:hAnsi="Times New Roman"/>
+      <w:rFonts w:asciiTheme="majorHAnsi" w:eastAsiaTheme="majorEastAsia" w:hAnsiTheme="majorHAnsi" w:cstheme="majorBidi" w:ascii="Arial" w:hAnsi="Arial"/>
       <w:b/>
       <w:bCs/>
-      <w:color w:val="4F81BD" w:themeColor="accent1"/>
-      <w:sz w:val="24"/>
+      <w:color w:val="17365D"/>
+      <w:sz w:val="23"/>
       <w:szCs w:val="26"/>
     </w:rPr>
   </w:style>
@@ -547,15 +688,15 @@
     <w:pPr>
       <w:keepNext/>
       <w:keepLines/>
-      <w:spacing w:before="200" w:after="0"/>
+      <w:spacing w:before="160" w:after="80"/>
       <w:outlineLvl w:val="2"/>
     </w:pPr>
     <w:rPr>
-      <w:rFonts w:asciiTheme="majorHAnsi" w:eastAsiaTheme="majorEastAsia" w:hAnsiTheme="majorHAnsi" w:cstheme="majorBidi" w:ascii="Times New Roman" w:hAnsi="Times New Roman"/>
+      <w:rFonts w:asciiTheme="majorHAnsi" w:eastAsiaTheme="majorEastAsia" w:hAnsiTheme="majorHAnsi" w:cstheme="majorBidi" w:ascii="Arial" w:hAnsi="Arial"/>
       <w:b/>
       <w:bCs/>
-      <w:color w:val="4F81BD" w:themeColor="accent1"/>
-      <w:sz w:val="24"/>
+      <w:color w:val="17365D"/>
+      <w:sz w:val="21"/>
     </w:rPr>
   </w:style>
   <w:style w:type="paragraph" w:styleId="Heading4">
@@ -789,15 +930,16 @@
       <w:pBdr>
         <w:bottom w:val="single" w:sz="8" w:space="4" w:color="4F81BD" w:themeColor="accent1"/>
       </w:pBdr>
-      <w:spacing w:after="300" w:line="240" w:lineRule="auto"/>
+      <w:spacing w:after="200" w:line="240" w:lineRule="auto" w:before="160"/>
       <w:contextualSpacing/>
     </w:pPr>
     <w:rPr>
-      <w:rFonts w:asciiTheme="majorHAnsi" w:eastAsiaTheme="majorEastAsia" w:hAnsiTheme="majorHAnsi" w:cstheme="majorBidi"/>
-      <w:color w:val="17365D" w:themeColor="text2" w:themeShade="BF"/>
+      <w:rFonts w:asciiTheme="majorHAnsi" w:eastAsiaTheme="majorEastAsia" w:hAnsiTheme="majorHAnsi" w:cstheme="majorBidi" w:ascii="Arial" w:hAnsi="Arial"/>
+      <w:b/>
+      <w:color w:val="17365D"/>
       <w:spacing w:val="5"/>
       <w:kern w:val="28"/>
-      <w:sz w:val="52"/>
+      <w:sz w:val="30"/>
       <w:szCs w:val="52"/>
     </w:rPr>
   </w:style>
